--- a/benchmarks/datasets/seed-cases-v1/_source/task02/task02_case1.docx
+++ b/benchmarks/datasets/seed-cases-v1/_source/task02/task02_case1.docx
@@ -59,7 +59,7 @@
           <w:sz w:val="22"/>
           <w:szCs w:val="22"/>
         </w:rPr>
-        <w:t xml:space="preserve">公司全称：XX城商银行股份有限公司；统一社会信用代码：91310XXXXXXXXXX；法定代表人：张某；所属行业：金融业（银行业）。</w:t>
+        <w:t>公司全称：临江城商银行股份有限公司；统一社会信用代码：91310XXXXXXXXXX；法定代表人：张某；所属行业：金融业（银行业）。</w:t>
       </w:r>
     </w:p>
     <w:p>
@@ -425,7 +425,7 @@
           <w:sz w:val="22"/>
           <w:szCs w:val="22"/>
         </w:rPr>
-        <w:t xml:space="preserve">（一）数据处理者基本情况：XX城商银行股份有限公司，统一社会信用代码91310XXXXXXXXXX，所属行业为金融业（银行业），属于关键信息基础设施运营者（CIIO）。</w:t>
+        <w:t>（一）数据处理者基本情况：临江城商银行股份有限公司，统一社会信用代码91310XXXXXXXXXX，所属行业为金融业（银行业），属于关键信息基础设施运营者（CIIO）。</w:t>
       </w:r>
     </w:p>
     <w:p>
